--- a/public/downloads/przykladowa-praca-magisterska-filologia-hiszpanska.docx
+++ b/public/downloads/przykladowa-praca-magisterska-filologia-hiszpanska.docx
@@ -685,7 +685,7 @@
       </w:r>
     </w:p>
     <w:bookmarkEnd w:id="27"/>
-    <w:bookmarkStart w:id="28" w:name="bibliografía-selección"/>
+    <w:bookmarkStart w:id="31" w:name="bibliografía-selección"/>
     <w:p>
       <w:pPr>
         <w:pStyle w:val="Heading1"/>
@@ -777,7 +777,140 @@
         <w:t xml:space="preserve">[Kanon TAV: Díaz Cintas i Remael (napisy), Hurtado Albir (przekładoznawstwo ogólne po hiszpańsku), Tomaszkiewicz (polska perspektywa AVT). Filmografia z danymi serialu i wersją napisów; aneks z pełnym korpusem segmentów.]</w:t>
       </w:r>
     </w:p>
-    <w:bookmarkEnd w:id="28"/>
+    <w:p>
+      <w:r>
+        <w:br w:type="page"/>
+      </w:r>
+    </w:p>
+    <w:p>
+      <w:pPr>
+        <w:pStyle w:val="Center"/>
+      </w:pPr>
+      <w:r>
+        <w:rPr>
+          <w:b/>
+          <w:bCs/>
+        </w:rPr>
+        <w:t xml:space="preserve">O tym wzorze</w:t>
+      </w:r>
+    </w:p>
+    <w:p>
+      <w:pPr>
+        <w:pStyle w:val="BodyText"/>
+      </w:pPr>
+      <w:r>
+        <w:t xml:space="preserve">Wzór przygotowała redakcja serwisu</w:t>
+      </w:r>
+      <w:r>
+        <w:t xml:space="preserve"> </w:t>
+      </w:r>
+      <w:r>
+        <w:rPr>
+          <w:b/>
+          <w:bCs/>
+        </w:rPr>
+        <w:t xml:space="preserve">praca-magisterska.pl</w:t>
+      </w:r>
+      <w:r>
+        <w:t xml:space="preserve">. Możesz swobodnie wykorzystać jego strukturę, tabele i przypisy we własnej pracy. Pamiętaj tylko, żeby treść dostosować do wymagań swojego promotora i uczelni.</w:t>
+      </w:r>
+    </w:p>
+    <w:p>
+      <w:pPr>
+        <w:pStyle w:val="Note"/>
+      </w:pPr>
+      <w:r>
+        <w:rPr>
+          <w:b/>
+          <w:bCs/>
+        </w:rPr>
+        <w:t xml:space="preserve">Smart-Edu.ai — pierwsza wersja pracy w kilka godzin, nie w kilka miesięcy</w:t>
+      </w:r>
+    </w:p>
+    <w:p>
+      <w:pPr>
+        <w:pStyle w:val="Note"/>
+      </w:pPr>
+      <w:r>
+        <w:t xml:space="preserve">Podajesz temat, kierunek studiów i wytyczne promotora, a sztuczna inteligencja generuje unikalny, gotowy do edycji tekst: z poprawną strukturą rozdziałów, przypisami i bibliografią. Rejestracja jest darmowa, płacisz wyłącznie za wygenerowany tekst.</w:t>
+      </w:r>
+    </w:p>
+    <w:p>
+      <w:pPr>
+        <w:pStyle w:val="Note"/>
+      </w:pPr>
+      <w:hyperlink r:id="rId28">
+        <w:r>
+          <w:rPr>
+            <w:rStyle w:val="Hyperlink"/>
+            <w:b/>
+            <w:bCs/>
+          </w:rPr>
+          <w:t xml:space="preserve">www.smart-edu.ai</w:t>
+        </w:r>
+      </w:hyperlink>
+    </w:p>
+    <w:p>
+      <w:pPr>
+        <w:pStyle w:val="BodyText"/>
+      </w:pPr>
+      <w:r>
+        <w:t xml:space="preserve">Wolisz napisać pracę w pełni samodzielnie? Pomoże Ci ebook</w:t>
+      </w:r>
+      <w:r>
+        <w:t xml:space="preserve"> </w:t>
+      </w:r>
+      <w:r>
+        <w:rPr>
+          <w:b/>
+          <w:bCs/>
+        </w:rPr>
+        <w:t xml:space="preserve">„Jak napisać pracę magisterską. Kompletny przewodnik od A do Z”</w:t>
+      </w:r>
+      <w:r>
+        <w:t xml:space="preserve"> </w:t>
+      </w:r>
+      <w:r>
+        <w:t xml:space="preserve">— 250 stron praktycznych wskazówek, szablonów i checklist, z rozdziałem o etycznym korzystaniu z AI:</w:t>
+      </w:r>
+      <w:r>
+        <w:t xml:space="preserve"> </w:t>
+      </w:r>
+      <w:hyperlink r:id="rId29">
+        <w:r>
+          <w:rPr>
+            <w:rStyle w:val="Hyperlink"/>
+          </w:rPr>
+          <w:t xml:space="preserve">www.praca-magisterska.pl/sklep/praca-magisterska-ebook/</w:t>
+        </w:r>
+      </w:hyperlink>
+    </w:p>
+    <w:p>
+      <w:pPr>
+        <w:pStyle w:val="Center"/>
+      </w:pPr>
+      <w:r>
+        <w:rPr>
+          <w:i/>
+          <w:iCs/>
+        </w:rPr>
+        <w:t xml:space="preserve">Darmowe poradniki, wzory i ponad 2500 tematów prac:</w:t>
+      </w:r>
+      <w:r>
+        <w:t xml:space="preserve"> </w:t>
+      </w:r>
+      <w:hyperlink r:id="rId30">
+        <w:r>
+          <w:rPr>
+            <w:rStyle w:val="Hyperlink"/>
+            <w:b/>
+            <w:bCs/>
+          </w:rPr>
+          <w:t xml:space="preserve">www.praca-magisterska.pl</w:t>
+        </w:r>
+      </w:hyperlink>
+    </w:p>
+    <w:bookmarkEnd w:id="31"/>
     <w:sectPr/>
   </w:body>
 </w:document>

--- a/public/downloads/przykladowa-praca-magisterska-filologia-hiszpanska.docx
+++ b/public/downloads/przykladowa-praca-magisterska-filologia-hiszpanska.docx
@@ -846,7 +846,7 @@
             <w:b/>
             <w:bCs/>
           </w:rPr>
-          <w:t xml:space="preserve">www.smart-edu.ai</w:t>
+          <w:t xml:space="preserve">www.smart-edu.ai/pl/masters-thesis</w:t>
         </w:r>
       </w:hyperlink>
     </w:p>
